--- a/Git commands.docx
+++ b/Git commands.docx
@@ -9,12 +9,21 @@
           <w:sz w:val="24"/>
         </w:rPr>
       </w:pPr>
-      <w:r>
-        <w:rPr>
-          <w:rFonts w:ascii="Times New Roman" w:hAnsi="Times New Roman" w:cs="Times New Roman"/>
-          <w:sz w:val="24"/>
-        </w:rPr>
-        <w:t>Gitcommands:-</w:t>
+      <w:proofErr w:type="spellStart"/>
+      <w:r>
+        <w:rPr>
+          <w:rFonts w:ascii="Times New Roman" w:hAnsi="Times New Roman" w:cs="Times New Roman"/>
+          <w:sz w:val="24"/>
+        </w:rPr>
+        <w:t>Gitcommands</w:t>
+      </w:r>
+      <w:proofErr w:type="spellEnd"/>
+      <w:r>
+        <w:rPr>
+          <w:rFonts w:ascii="Times New Roman" w:hAnsi="Times New Roman" w:cs="Times New Roman"/>
+          <w:sz w:val="24"/>
+        </w:rPr>
+        <w:t>:-</w:t>
       </w:r>
     </w:p>
     <w:p>
@@ -39,19 +48,28 @@
           <w:sz w:val="24"/>
         </w:rPr>
       </w:pPr>
-      <w:r>
-        <w:rPr>
-          <w:rFonts w:ascii="Times New Roman" w:hAnsi="Times New Roman" w:cs="Times New Roman"/>
-          <w:sz w:val="24"/>
-        </w:rPr>
-        <w:t>git</w:t>
-      </w:r>
-      <w:r>
-        <w:rPr>
-          <w:rFonts w:ascii="Times New Roman" w:hAnsi="Times New Roman" w:cs="Times New Roman"/>
-          <w:sz w:val="24"/>
-        </w:rPr>
-        <w:t>- -</w:t>
+      <w:proofErr w:type="gramStart"/>
+      <w:r>
+        <w:rPr>
+          <w:rFonts w:ascii="Times New Roman" w:hAnsi="Times New Roman" w:cs="Times New Roman"/>
+          <w:sz w:val="24"/>
+        </w:rPr>
+        <w:t>git</w:t>
+      </w:r>
+      <w:r>
+        <w:rPr>
+          <w:rFonts w:ascii="Times New Roman" w:hAnsi="Times New Roman" w:cs="Times New Roman"/>
+          <w:sz w:val="24"/>
+        </w:rPr>
+        <w:t>-</w:t>
+      </w:r>
+      <w:proofErr w:type="gramEnd"/>
+      <w:r>
+        <w:rPr>
+          <w:rFonts w:ascii="Times New Roman" w:hAnsi="Times New Roman" w:cs="Times New Roman"/>
+          <w:sz w:val="24"/>
+        </w:rPr>
+        <w:t xml:space="preserve"> -</w:t>
       </w:r>
       <w:r>
         <w:rPr>
@@ -85,6 +103,7 @@
           <w:sz w:val="24"/>
         </w:rPr>
       </w:pPr>
+      <w:proofErr w:type="gramStart"/>
       <w:r>
         <w:rPr>
           <w:rFonts w:ascii="Times New Roman" w:hAnsi="Times New Roman" w:cs="Times New Roman"/>
@@ -99,12 +118,29 @@
         </w:rPr>
         <w:t>it</w:t>
       </w:r>
-      <w:r>
-        <w:rPr>
-          <w:rFonts w:ascii="Times New Roman" w:hAnsi="Times New Roman" w:cs="Times New Roman"/>
-          <w:sz w:val="24"/>
-        </w:rPr>
-        <w:t xml:space="preserve"> config --</w:t>
+      <w:proofErr w:type="gramEnd"/>
+      <w:r>
+        <w:rPr>
+          <w:rFonts w:ascii="Times New Roman" w:hAnsi="Times New Roman" w:cs="Times New Roman"/>
+          <w:sz w:val="24"/>
+        </w:rPr>
+        <w:t xml:space="preserve"> </w:t>
+      </w:r>
+      <w:proofErr w:type="spellStart"/>
+      <w:r>
+        <w:rPr>
+          <w:rFonts w:ascii="Times New Roman" w:hAnsi="Times New Roman" w:cs="Times New Roman"/>
+          <w:sz w:val="24"/>
+        </w:rPr>
+        <w:t>config</w:t>
+      </w:r>
+      <w:proofErr w:type="spellEnd"/>
+      <w:r>
+        <w:rPr>
+          <w:rFonts w:ascii="Times New Roman" w:hAnsi="Times New Roman" w:cs="Times New Roman"/>
+          <w:sz w:val="24"/>
+        </w:rPr>
+        <w:t xml:space="preserve"> --</w:t>
       </w:r>
       <w:r>
         <w:rPr>
@@ -121,6 +157,7 @@
           <w:sz w:val="24"/>
         </w:rPr>
       </w:pPr>
+      <w:proofErr w:type="gramStart"/>
       <w:r>
         <w:rPr>
           <w:rFonts w:ascii="Times New Roman" w:hAnsi="Times New Roman" w:cs="Times New Roman"/>
@@ -135,20 +172,46 @@
         </w:rPr>
         <w:t>it</w:t>
       </w:r>
-      <w:r>
-        <w:rPr>
-          <w:rFonts w:ascii="Times New Roman" w:hAnsi="Times New Roman" w:cs="Times New Roman"/>
-          <w:sz w:val="24"/>
-        </w:rPr>
-        <w:t xml:space="preserve"> config -</w:t>
-      </w:r>
-      <w:r>
-        <w:rPr>
-          <w:rFonts w:ascii="Times New Roman" w:hAnsi="Times New Roman" w:cs="Times New Roman"/>
-          <w:sz w:val="24"/>
-        </w:rPr>
-        <w:t>-global user.email</w:t>
-      </w:r>
+      <w:proofErr w:type="gramEnd"/>
+      <w:r>
+        <w:rPr>
+          <w:rFonts w:ascii="Times New Roman" w:hAnsi="Times New Roman" w:cs="Times New Roman"/>
+          <w:sz w:val="24"/>
+        </w:rPr>
+        <w:t xml:space="preserve"> </w:t>
+      </w:r>
+      <w:proofErr w:type="spellStart"/>
+      <w:r>
+        <w:rPr>
+          <w:rFonts w:ascii="Times New Roman" w:hAnsi="Times New Roman" w:cs="Times New Roman"/>
+          <w:sz w:val="24"/>
+        </w:rPr>
+        <w:t>config</w:t>
+      </w:r>
+      <w:proofErr w:type="spellEnd"/>
+      <w:r>
+        <w:rPr>
+          <w:rFonts w:ascii="Times New Roman" w:hAnsi="Times New Roman" w:cs="Times New Roman"/>
+          <w:sz w:val="24"/>
+        </w:rPr>
+        <w:t xml:space="preserve"> -</w:t>
+      </w:r>
+      <w:r>
+        <w:rPr>
+          <w:rFonts w:ascii="Times New Roman" w:hAnsi="Times New Roman" w:cs="Times New Roman"/>
+          <w:sz w:val="24"/>
+        </w:rPr>
+        <w:t xml:space="preserve">-global </w:t>
+      </w:r>
+      <w:proofErr w:type="spellStart"/>
+      <w:r>
+        <w:rPr>
+          <w:rFonts w:ascii="Times New Roman" w:hAnsi="Times New Roman" w:cs="Times New Roman"/>
+          <w:sz w:val="24"/>
+        </w:rPr>
+        <w:t>user.email</w:t>
+      </w:r>
+      <w:proofErr w:type="spellEnd"/>
       <w:r>
         <w:rPr>
           <w:rFonts w:ascii="Times New Roman" w:hAnsi="Times New Roman" w:cs="Times New Roman"/>
@@ -191,6 +254,7 @@
           <w:sz w:val="24"/>
         </w:rPr>
       </w:pPr>
+      <w:proofErr w:type="gramStart"/>
       <w:r>
         <w:rPr>
           <w:rFonts w:ascii="Times New Roman" w:hAnsi="Times New Roman" w:cs="Times New Roman"/>
@@ -205,6 +269,7 @@
         </w:rPr>
         <w:t>it</w:t>
       </w:r>
+      <w:proofErr w:type="gramEnd"/>
       <w:r>
         <w:rPr>
           <w:rFonts w:ascii="Times New Roman" w:hAnsi="Times New Roman" w:cs="Times New Roman"/>
@@ -212,12 +277,21 @@
         </w:rPr>
         <w:t xml:space="preserve"> </w:t>
       </w:r>
-      <w:r>
-        <w:rPr>
-          <w:rFonts w:ascii="Times New Roman" w:hAnsi="Times New Roman" w:cs="Times New Roman"/>
-          <w:sz w:val="24"/>
-        </w:rPr>
-        <w:t>config - -list</w:t>
+      <w:proofErr w:type="spellStart"/>
+      <w:r>
+        <w:rPr>
+          <w:rFonts w:ascii="Times New Roman" w:hAnsi="Times New Roman" w:cs="Times New Roman"/>
+          <w:sz w:val="24"/>
+        </w:rPr>
+        <w:t>config</w:t>
+      </w:r>
+      <w:proofErr w:type="spellEnd"/>
+      <w:r>
+        <w:rPr>
+          <w:rFonts w:ascii="Times New Roman" w:hAnsi="Times New Roman" w:cs="Times New Roman"/>
+          <w:sz w:val="24"/>
+        </w:rPr>
+        <w:t xml:space="preserve"> - -list</w:t>
       </w:r>
     </w:p>
     <w:p>
@@ -244,12 +318,21 @@
           <w:sz w:val="24"/>
         </w:rPr>
       </w:pPr>
-      <w:r>
-        <w:rPr>
-          <w:rFonts w:ascii="Times New Roman" w:hAnsi="Times New Roman" w:cs="Times New Roman"/>
-          <w:sz w:val="24"/>
-        </w:rPr>
-        <w:t>git -  -help</w:t>
+      <w:proofErr w:type="gramStart"/>
+      <w:r>
+        <w:rPr>
+          <w:rFonts w:ascii="Times New Roman" w:hAnsi="Times New Roman" w:cs="Times New Roman"/>
+          <w:sz w:val="24"/>
+        </w:rPr>
+        <w:t>git</w:t>
+      </w:r>
+      <w:proofErr w:type="gramEnd"/>
+      <w:r>
+        <w:rPr>
+          <w:rFonts w:ascii="Times New Roman" w:hAnsi="Times New Roman" w:cs="Times New Roman"/>
+          <w:sz w:val="24"/>
+        </w:rPr>
+        <w:t xml:space="preserve"> -  -help</w:t>
       </w:r>
     </w:p>
     <w:p>
@@ -299,6 +382,7 @@
           <w:sz w:val="24"/>
         </w:rPr>
       </w:pPr>
+      <w:proofErr w:type="gramStart"/>
       <w:r>
         <w:rPr>
           <w:rFonts w:ascii="Times New Roman" w:hAnsi="Times New Roman" w:cs="Times New Roman"/>
@@ -313,6 +397,7 @@
         </w:rPr>
         <w:t>it</w:t>
       </w:r>
+      <w:proofErr w:type="gramEnd"/>
       <w:r>
         <w:rPr>
           <w:rFonts w:ascii="Times New Roman" w:hAnsi="Times New Roman" w:cs="Times New Roman"/>
@@ -351,27 +436,61 @@
           <w:sz w:val="24"/>
         </w:rPr>
       </w:pPr>
-      <w:r>
-        <w:rPr>
-          <w:rFonts w:ascii="Times New Roman" w:hAnsi="Times New Roman" w:cs="Times New Roman"/>
-          <w:sz w:val="24"/>
-        </w:rPr>
-        <w:t>git add –A :- It will add all the files in working directory</w:t>
-      </w:r>
-    </w:p>
-    <w:p>
-      <w:pPr>
-        <w:rPr>
-          <w:rFonts w:ascii="Times New Roman" w:hAnsi="Times New Roman" w:cs="Times New Roman"/>
-          <w:sz w:val="24"/>
-        </w:rPr>
-      </w:pPr>
-      <w:r>
-        <w:rPr>
-          <w:rFonts w:ascii="Times New Roman" w:hAnsi="Times New Roman" w:cs="Times New Roman"/>
-          <w:sz w:val="24"/>
-        </w:rPr>
-        <w:t>git add filename.extension :- add only the specific file</w:t>
+      <w:proofErr w:type="gramStart"/>
+      <w:r>
+        <w:rPr>
+          <w:rFonts w:ascii="Times New Roman" w:hAnsi="Times New Roman" w:cs="Times New Roman"/>
+          <w:sz w:val="24"/>
+        </w:rPr>
+        <w:t>git</w:t>
+      </w:r>
+      <w:proofErr w:type="gramEnd"/>
+      <w:r>
+        <w:rPr>
+          <w:rFonts w:ascii="Times New Roman" w:hAnsi="Times New Roman" w:cs="Times New Roman"/>
+          <w:sz w:val="24"/>
+        </w:rPr>
+        <w:t xml:space="preserve"> add –A :- It will add all the files in working directory</w:t>
+      </w:r>
+    </w:p>
+    <w:p>
+      <w:pPr>
+        <w:rPr>
+          <w:rFonts w:ascii="Times New Roman" w:hAnsi="Times New Roman" w:cs="Times New Roman"/>
+          <w:sz w:val="24"/>
+        </w:rPr>
+      </w:pPr>
+      <w:proofErr w:type="gramStart"/>
+      <w:r>
+        <w:rPr>
+          <w:rFonts w:ascii="Times New Roman" w:hAnsi="Times New Roman" w:cs="Times New Roman"/>
+          <w:sz w:val="24"/>
+        </w:rPr>
+        <w:t>git</w:t>
+      </w:r>
+      <w:proofErr w:type="gramEnd"/>
+      <w:r>
+        <w:rPr>
+          <w:rFonts w:ascii="Times New Roman" w:hAnsi="Times New Roman" w:cs="Times New Roman"/>
+          <w:sz w:val="24"/>
+        </w:rPr>
+        <w:t xml:space="preserve"> add </w:t>
+      </w:r>
+      <w:proofErr w:type="spellStart"/>
+      <w:r>
+        <w:rPr>
+          <w:rFonts w:ascii="Times New Roman" w:hAnsi="Times New Roman" w:cs="Times New Roman"/>
+          <w:sz w:val="24"/>
+        </w:rPr>
+        <w:t>filename.extension</w:t>
+      </w:r>
+      <w:proofErr w:type="spellEnd"/>
+      <w:r>
+        <w:rPr>
+          <w:rFonts w:ascii="Times New Roman" w:hAnsi="Times New Roman" w:cs="Times New Roman"/>
+          <w:sz w:val="24"/>
+        </w:rPr>
+        <w:t xml:space="preserve"> :- add only the specific file</w:t>
       </w:r>
     </w:p>
     <w:p>
@@ -398,6 +517,7 @@
           <w:sz w:val="24"/>
         </w:rPr>
       </w:pPr>
+      <w:proofErr w:type="gramStart"/>
       <w:r>
         <w:rPr>
           <w:rFonts w:ascii="Times New Roman" w:hAnsi="Times New Roman" w:cs="Times New Roman"/>
@@ -410,7 +530,15 @@
           <w:rFonts w:ascii="Times New Roman" w:hAnsi="Times New Roman" w:cs="Times New Roman"/>
           <w:sz w:val="24"/>
         </w:rPr>
-        <w:t>it status</w:t>
+        <w:t>it</w:t>
+      </w:r>
+      <w:proofErr w:type="gramEnd"/>
+      <w:r>
+        <w:rPr>
+          <w:rFonts w:ascii="Times New Roman" w:hAnsi="Times New Roman" w:cs="Times New Roman"/>
+          <w:sz w:val="24"/>
+        </w:rPr>
+        <w:t xml:space="preserve"> status</w:t>
       </w:r>
     </w:p>
     <w:p>
@@ -436,12 +564,21 @@
           <w:sz w:val="24"/>
         </w:rPr>
       </w:pPr>
-      <w:r>
-        <w:rPr>
-          <w:rFonts w:ascii="Times New Roman" w:hAnsi="Times New Roman" w:cs="Times New Roman"/>
-          <w:sz w:val="24"/>
-        </w:rPr>
-        <w:t>git commit –m “Type message here..”</w:t>
+      <w:proofErr w:type="gramStart"/>
+      <w:r>
+        <w:rPr>
+          <w:rFonts w:ascii="Times New Roman" w:hAnsi="Times New Roman" w:cs="Times New Roman"/>
+          <w:sz w:val="24"/>
+        </w:rPr>
+        <w:t>git</w:t>
+      </w:r>
+      <w:proofErr w:type="gramEnd"/>
+      <w:r>
+        <w:rPr>
+          <w:rFonts w:ascii="Times New Roman" w:hAnsi="Times New Roman" w:cs="Times New Roman"/>
+          <w:sz w:val="24"/>
+        </w:rPr>
+        <w:t xml:space="preserve"> commit –m “Type message here..”</w:t>
       </w:r>
     </w:p>
     <w:p>
@@ -467,43 +604,79 @@
           <w:sz w:val="24"/>
         </w:rPr>
       </w:pPr>
-      <w:r>
-        <w:rPr>
-          <w:rFonts w:ascii="Times New Roman" w:hAnsi="Times New Roman" w:cs="Times New Roman"/>
-          <w:sz w:val="24"/>
-        </w:rPr>
-        <w:t>git log</w:t>
-      </w:r>
-    </w:p>
-    <w:p>
-      <w:pPr>
-        <w:rPr>
-          <w:rFonts w:ascii="Times New Roman" w:hAnsi="Times New Roman" w:cs="Times New Roman"/>
-          <w:sz w:val="24"/>
-        </w:rPr>
-      </w:pPr>
-      <w:r>
-        <w:rPr>
-          <w:rFonts w:ascii="Times New Roman" w:hAnsi="Times New Roman" w:cs="Times New Roman"/>
-          <w:b/>
-          <w:sz w:val="24"/>
-        </w:rPr>
-        <w:t>How to connect local repository to remote repositority:</w:t>
-      </w:r>
-    </w:p>
-    <w:p>
-      <w:pPr>
-        <w:rPr>
-          <w:rFonts w:ascii="Times New Roman" w:hAnsi="Times New Roman" w:cs="Times New Roman"/>
-          <w:sz w:val="24"/>
-        </w:rPr>
-      </w:pPr>
-      <w:r>
-        <w:rPr>
-          <w:rFonts w:ascii="Times New Roman" w:hAnsi="Times New Roman" w:cs="Times New Roman"/>
-          <w:sz w:val="24"/>
-        </w:rPr>
-        <w:t>git remote add origin gitURL.git</w:t>
+      <w:proofErr w:type="gramStart"/>
+      <w:r>
+        <w:rPr>
+          <w:rFonts w:ascii="Times New Roman" w:hAnsi="Times New Roman" w:cs="Times New Roman"/>
+          <w:sz w:val="24"/>
+        </w:rPr>
+        <w:t>git</w:t>
+      </w:r>
+      <w:proofErr w:type="gramEnd"/>
+      <w:r>
+        <w:rPr>
+          <w:rFonts w:ascii="Times New Roman" w:hAnsi="Times New Roman" w:cs="Times New Roman"/>
+          <w:sz w:val="24"/>
+        </w:rPr>
+        <w:t xml:space="preserve"> log</w:t>
+      </w:r>
+    </w:p>
+    <w:p>
+      <w:pPr>
+        <w:rPr>
+          <w:rFonts w:ascii="Times New Roman" w:hAnsi="Times New Roman" w:cs="Times New Roman"/>
+          <w:sz w:val="24"/>
+        </w:rPr>
+      </w:pPr>
+      <w:r>
+        <w:rPr>
+          <w:rFonts w:ascii="Times New Roman" w:hAnsi="Times New Roman" w:cs="Times New Roman"/>
+          <w:b/>
+          <w:sz w:val="24"/>
+        </w:rPr>
+        <w:t xml:space="preserve">How to connect local repository to remote </w:t>
+      </w:r>
+      <w:proofErr w:type="spellStart"/>
+      <w:r>
+        <w:rPr>
+          <w:rFonts w:ascii="Times New Roman" w:hAnsi="Times New Roman" w:cs="Times New Roman"/>
+          <w:b/>
+          <w:sz w:val="24"/>
+        </w:rPr>
+        <w:t>repositority</w:t>
+      </w:r>
+      <w:proofErr w:type="spellEnd"/>
+      <w:r>
+        <w:rPr>
+          <w:rFonts w:ascii="Times New Roman" w:hAnsi="Times New Roman" w:cs="Times New Roman"/>
+          <w:b/>
+          <w:sz w:val="24"/>
+        </w:rPr>
+        <w:t>:</w:t>
+      </w:r>
+    </w:p>
+    <w:p>
+      <w:pPr>
+        <w:rPr>
+          <w:rFonts w:ascii="Times New Roman" w:hAnsi="Times New Roman" w:cs="Times New Roman"/>
+          <w:sz w:val="24"/>
+        </w:rPr>
+      </w:pPr>
+      <w:proofErr w:type="gramStart"/>
+      <w:r>
+        <w:rPr>
+          <w:rFonts w:ascii="Times New Roman" w:hAnsi="Times New Roman" w:cs="Times New Roman"/>
+          <w:sz w:val="24"/>
+        </w:rPr>
+        <w:t>git</w:t>
+      </w:r>
+      <w:proofErr w:type="gramEnd"/>
+      <w:r>
+        <w:rPr>
+          <w:rFonts w:ascii="Times New Roman" w:hAnsi="Times New Roman" w:cs="Times New Roman"/>
+          <w:sz w:val="24"/>
+        </w:rPr>
+        <w:t xml:space="preserve"> remote add origin gitURL.git</w:t>
       </w:r>
     </w:p>
     <w:p>
@@ -530,6 +703,7 @@
           <w:sz w:val="24"/>
         </w:rPr>
       </w:pPr>
+      <w:proofErr w:type="gramStart"/>
       <w:r>
         <w:rPr>
           <w:rFonts w:ascii="Times New Roman" w:hAnsi="Times New Roman" w:cs="Times New Roman"/>
@@ -544,6 +718,7 @@
         </w:rPr>
         <w:t>it</w:t>
       </w:r>
+      <w:proofErr w:type="gramEnd"/>
       <w:r>
         <w:rPr>
           <w:rFonts w:ascii="Times New Roman" w:hAnsi="Times New Roman" w:cs="Times New Roman"/>
@@ -566,106 +741,187 @@
           <w:sz w:val="24"/>
         </w:rPr>
       </w:pPr>
-      <w:r>
-        <w:rPr>
-          <w:rFonts w:ascii="Times New Roman" w:hAnsi="Times New Roman" w:cs="Times New Roman"/>
-          <w:sz w:val="24"/>
-        </w:rPr>
-        <w:t>git status</w:t>
-      </w:r>
-    </w:p>
-    <w:p>
-      <w:pPr>
-        <w:rPr>
-          <w:rFonts w:ascii="Times New Roman" w:hAnsi="Times New Roman" w:cs="Times New Roman"/>
-          <w:sz w:val="24"/>
-        </w:rPr>
-      </w:pPr>
-      <w:r>
-        <w:rPr>
-          <w:rFonts w:ascii="Times New Roman" w:hAnsi="Times New Roman" w:cs="Times New Roman"/>
-          <w:sz w:val="24"/>
-        </w:rPr>
-        <w:t>git add –A</w:t>
-      </w:r>
-    </w:p>
-    <w:p>
-      <w:pPr>
-        <w:rPr>
-          <w:rFonts w:ascii="Times New Roman" w:hAnsi="Times New Roman" w:cs="Times New Roman"/>
-          <w:sz w:val="24"/>
-        </w:rPr>
-      </w:pPr>
-      <w:r>
-        <w:rPr>
-          <w:rFonts w:ascii="Times New Roman" w:hAnsi="Times New Roman" w:cs="Times New Roman"/>
-          <w:sz w:val="24"/>
-        </w:rPr>
-        <w:t>git commit –m “Message”</w:t>
-      </w:r>
-    </w:p>
-    <w:p>
-      <w:pPr>
-        <w:rPr>
-          <w:rFonts w:ascii="Times New Roman" w:hAnsi="Times New Roman" w:cs="Times New Roman"/>
-          <w:sz w:val="24"/>
-        </w:rPr>
-      </w:pPr>
+      <w:proofErr w:type="gramStart"/>
+      <w:r>
+        <w:rPr>
+          <w:rFonts w:ascii="Times New Roman" w:hAnsi="Times New Roman" w:cs="Times New Roman"/>
+          <w:sz w:val="24"/>
+        </w:rPr>
+        <w:t>git</w:t>
+      </w:r>
+      <w:proofErr w:type="gramEnd"/>
+      <w:r>
+        <w:rPr>
+          <w:rFonts w:ascii="Times New Roman" w:hAnsi="Times New Roman" w:cs="Times New Roman"/>
+          <w:sz w:val="24"/>
+        </w:rPr>
+        <w:t xml:space="preserve"> status</w:t>
+      </w:r>
+    </w:p>
+    <w:p>
+      <w:pPr>
+        <w:rPr>
+          <w:rFonts w:ascii="Times New Roman" w:hAnsi="Times New Roman" w:cs="Times New Roman"/>
+          <w:sz w:val="24"/>
+        </w:rPr>
+      </w:pPr>
+      <w:proofErr w:type="gramStart"/>
+      <w:r>
+        <w:rPr>
+          <w:rFonts w:ascii="Times New Roman" w:hAnsi="Times New Roman" w:cs="Times New Roman"/>
+          <w:sz w:val="24"/>
+        </w:rPr>
+        <w:t>git</w:t>
+      </w:r>
+      <w:proofErr w:type="gramEnd"/>
+      <w:r>
+        <w:rPr>
+          <w:rFonts w:ascii="Times New Roman" w:hAnsi="Times New Roman" w:cs="Times New Roman"/>
+          <w:sz w:val="24"/>
+        </w:rPr>
+        <w:t xml:space="preserve"> add –A</w:t>
+      </w:r>
+    </w:p>
+    <w:p>
+      <w:pPr>
+        <w:rPr>
+          <w:rFonts w:ascii="Times New Roman" w:hAnsi="Times New Roman" w:cs="Times New Roman"/>
+          <w:sz w:val="24"/>
+        </w:rPr>
+      </w:pPr>
+      <w:proofErr w:type="gramStart"/>
+      <w:r>
+        <w:rPr>
+          <w:rFonts w:ascii="Times New Roman" w:hAnsi="Times New Roman" w:cs="Times New Roman"/>
+          <w:sz w:val="24"/>
+        </w:rPr>
+        <w:t>git</w:t>
+      </w:r>
+      <w:proofErr w:type="gramEnd"/>
+      <w:r>
+        <w:rPr>
+          <w:rFonts w:ascii="Times New Roman" w:hAnsi="Times New Roman" w:cs="Times New Roman"/>
+          <w:sz w:val="24"/>
+        </w:rPr>
+        <w:t xml:space="preserve"> commit –m “Message”</w:t>
+      </w:r>
+    </w:p>
+    <w:p>
+      <w:pPr>
+        <w:rPr>
+          <w:rFonts w:ascii="Times New Roman" w:hAnsi="Times New Roman" w:cs="Times New Roman"/>
+          <w:sz w:val="24"/>
+        </w:rPr>
+      </w:pPr>
+      <w:proofErr w:type="gramStart"/>
       <w:r>
         <w:rPr>
           <w:rFonts w:ascii="Times New Roman" w:hAnsi="Times New Roman" w:cs="Times New Roman"/>
           <w:sz w:val="24"/>
         </w:rPr>
         <w:lastRenderedPageBreak/>
-        <w:t>git push origin master</w:t>
-      </w:r>
-    </w:p>
-    <w:p>
-      <w:pPr>
-        <w:rPr>
-          <w:rFonts w:ascii="Times New Roman" w:hAnsi="Times New Roman" w:cs="Times New Roman"/>
-          <w:sz w:val="24"/>
-        </w:rPr>
-      </w:pPr>
-      <w:r>
-        <w:rPr>
-          <w:rFonts w:ascii="Times New Roman" w:hAnsi="Times New Roman" w:cs="Times New Roman"/>
-          <w:sz w:val="24"/>
-        </w:rPr>
-        <w:t>git pull origin master</w:t>
-      </w:r>
-    </w:p>
-    <w:p>
-      <w:pPr>
-        <w:rPr>
-          <w:rFonts w:ascii="Times New Roman" w:hAnsi="Times New Roman" w:cs="Times New Roman"/>
-          <w:b/>
-          <w:sz w:val="24"/>
-        </w:rPr>
-      </w:pPr>
-      <w:r>
-        <w:rPr>
-          <w:rFonts w:ascii="Times New Roman" w:hAnsi="Times New Roman" w:cs="Times New Roman"/>
-          <w:b/>
-          <w:sz w:val="24"/>
-        </w:rPr>
-        <w:t>Creating branchs:-</w:t>
-      </w:r>
-    </w:p>
-    <w:p>
-      <w:pPr>
-        <w:rPr>
-          <w:rFonts w:ascii="Times New Roman" w:hAnsi="Times New Roman" w:cs="Times New Roman"/>
-          <w:sz w:val="24"/>
-        </w:rPr>
-      </w:pPr>
-      <w:r>
-        <w:rPr>
-          <w:rFonts w:ascii="Times New Roman" w:hAnsi="Times New Roman" w:cs="Times New Roman"/>
-          <w:sz w:val="24"/>
-        </w:rPr>
-        <w:t>git branch branch_name</w:t>
-      </w:r>
+        <w:t>git</w:t>
+      </w:r>
+      <w:proofErr w:type="gramEnd"/>
+      <w:r>
+        <w:rPr>
+          <w:rFonts w:ascii="Times New Roman" w:hAnsi="Times New Roman" w:cs="Times New Roman"/>
+          <w:sz w:val="24"/>
+        </w:rPr>
+        <w:t xml:space="preserve"> push origin master</w:t>
+      </w:r>
+    </w:p>
+    <w:p>
+      <w:pPr>
+        <w:rPr>
+          <w:rFonts w:ascii="Times New Roman" w:hAnsi="Times New Roman" w:cs="Times New Roman"/>
+          <w:sz w:val="24"/>
+        </w:rPr>
+      </w:pPr>
+      <w:proofErr w:type="gramStart"/>
+      <w:r>
+        <w:rPr>
+          <w:rFonts w:ascii="Times New Roman" w:hAnsi="Times New Roman" w:cs="Times New Roman"/>
+          <w:sz w:val="24"/>
+        </w:rPr>
+        <w:t>git</w:t>
+      </w:r>
+      <w:proofErr w:type="gramEnd"/>
+      <w:r>
+        <w:rPr>
+          <w:rFonts w:ascii="Times New Roman" w:hAnsi="Times New Roman" w:cs="Times New Roman"/>
+          <w:sz w:val="24"/>
+        </w:rPr>
+        <w:t xml:space="preserve"> pull origin master</w:t>
+      </w:r>
+    </w:p>
+    <w:p>
+      <w:pPr>
+        <w:rPr>
+          <w:rFonts w:ascii="Times New Roman" w:hAnsi="Times New Roman" w:cs="Times New Roman"/>
+          <w:b/>
+          <w:sz w:val="24"/>
+        </w:rPr>
+      </w:pPr>
+      <w:r>
+        <w:rPr>
+          <w:rFonts w:ascii="Times New Roman" w:hAnsi="Times New Roman" w:cs="Times New Roman"/>
+          <w:b/>
+          <w:sz w:val="24"/>
+        </w:rPr>
+        <w:t xml:space="preserve">Creating </w:t>
+      </w:r>
+      <w:proofErr w:type="spellStart"/>
+      <w:r>
+        <w:rPr>
+          <w:rFonts w:ascii="Times New Roman" w:hAnsi="Times New Roman" w:cs="Times New Roman"/>
+          <w:b/>
+          <w:sz w:val="24"/>
+        </w:rPr>
+        <w:t>branchs</w:t>
+      </w:r>
+      <w:proofErr w:type="spellEnd"/>
+      <w:r>
+        <w:rPr>
+          <w:rFonts w:ascii="Times New Roman" w:hAnsi="Times New Roman" w:cs="Times New Roman"/>
+          <w:b/>
+          <w:sz w:val="24"/>
+        </w:rPr>
+        <w:t>:-</w:t>
+      </w:r>
+    </w:p>
+    <w:p>
+      <w:pPr>
+        <w:rPr>
+          <w:rFonts w:ascii="Times New Roman" w:hAnsi="Times New Roman" w:cs="Times New Roman"/>
+          <w:sz w:val="24"/>
+        </w:rPr>
+      </w:pPr>
+      <w:proofErr w:type="gramStart"/>
+      <w:r>
+        <w:rPr>
+          <w:rFonts w:ascii="Times New Roman" w:hAnsi="Times New Roman" w:cs="Times New Roman"/>
+          <w:sz w:val="24"/>
+        </w:rPr>
+        <w:t>git</w:t>
+      </w:r>
+      <w:proofErr w:type="gramEnd"/>
+      <w:r>
+        <w:rPr>
+          <w:rFonts w:ascii="Times New Roman" w:hAnsi="Times New Roman" w:cs="Times New Roman"/>
+          <w:sz w:val="24"/>
+        </w:rPr>
+        <w:t xml:space="preserve"> branch </w:t>
+      </w:r>
+      <w:proofErr w:type="spellStart"/>
+      <w:r>
+        <w:rPr>
+          <w:rFonts w:ascii="Times New Roman" w:hAnsi="Times New Roman" w:cs="Times New Roman"/>
+          <w:sz w:val="24"/>
+        </w:rPr>
+        <w:t>branch_name</w:t>
+      </w:r>
+      <w:proofErr w:type="spellEnd"/>
     </w:p>
     <w:p>
       <w:pPr>
@@ -691,12 +947,21 @@
           <w:sz w:val="24"/>
         </w:rPr>
       </w:pPr>
-      <w:r>
-        <w:rPr>
-          <w:rFonts w:ascii="Times New Roman" w:hAnsi="Times New Roman" w:cs="Times New Roman"/>
-          <w:sz w:val="24"/>
-        </w:rPr>
-        <w:t>git checkout branch name</w:t>
+      <w:proofErr w:type="gramStart"/>
+      <w:r>
+        <w:rPr>
+          <w:rFonts w:ascii="Times New Roman" w:hAnsi="Times New Roman" w:cs="Times New Roman"/>
+          <w:sz w:val="24"/>
+        </w:rPr>
+        <w:t>git</w:t>
+      </w:r>
+      <w:proofErr w:type="gramEnd"/>
+      <w:r>
+        <w:rPr>
+          <w:rFonts w:ascii="Times New Roman" w:hAnsi="Times New Roman" w:cs="Times New Roman"/>
+          <w:sz w:val="24"/>
+        </w:rPr>
+        <w:t xml:space="preserve"> checkout branch name</w:t>
       </w:r>
     </w:p>
     <w:p>
@@ -731,57 +996,102 @@
           <w:sz w:val="24"/>
         </w:rPr>
       </w:pPr>
-      <w:r>
-        <w:rPr>
-          <w:rFonts w:ascii="Times New Roman" w:hAnsi="Times New Roman" w:cs="Times New Roman"/>
-          <w:sz w:val="24"/>
-        </w:rPr>
-        <w:t>git checkout master</w:t>
-      </w:r>
-    </w:p>
-    <w:p>
-      <w:pPr>
-        <w:rPr>
-          <w:rFonts w:ascii="Times New Roman" w:hAnsi="Times New Roman" w:cs="Times New Roman"/>
-          <w:sz w:val="24"/>
-        </w:rPr>
-      </w:pPr>
-      <w:r>
-        <w:rPr>
-          <w:rFonts w:ascii="Times New Roman" w:hAnsi="Times New Roman" w:cs="Times New Roman"/>
-          <w:sz w:val="24"/>
-        </w:rPr>
-        <w:t>git branch - -merged</w:t>
-      </w:r>
-    </w:p>
-    <w:p>
-      <w:pPr>
-        <w:rPr>
-          <w:rFonts w:ascii="Times New Roman" w:hAnsi="Times New Roman" w:cs="Times New Roman"/>
-          <w:sz w:val="24"/>
-        </w:rPr>
-      </w:pPr>
-      <w:r>
-        <w:rPr>
-          <w:rFonts w:ascii="Times New Roman" w:hAnsi="Times New Roman" w:cs="Times New Roman"/>
-          <w:sz w:val="24"/>
-        </w:rPr>
-        <w:t>git merge branch_name</w:t>
-      </w:r>
-    </w:p>
-    <w:p>
-      <w:pPr>
-        <w:rPr>
-          <w:rFonts w:ascii="Times New Roman" w:hAnsi="Times New Roman" w:cs="Times New Roman"/>
-          <w:sz w:val="24"/>
-        </w:rPr>
-      </w:pPr>
-      <w:r>
-        <w:rPr>
-          <w:rFonts w:ascii="Times New Roman" w:hAnsi="Times New Roman" w:cs="Times New Roman"/>
-          <w:sz w:val="24"/>
-        </w:rPr>
-        <w:t>git push origin master</w:t>
+      <w:proofErr w:type="gramStart"/>
+      <w:r>
+        <w:rPr>
+          <w:rFonts w:ascii="Times New Roman" w:hAnsi="Times New Roman" w:cs="Times New Roman"/>
+          <w:sz w:val="24"/>
+        </w:rPr>
+        <w:t>git</w:t>
+      </w:r>
+      <w:proofErr w:type="gramEnd"/>
+      <w:r>
+        <w:rPr>
+          <w:rFonts w:ascii="Times New Roman" w:hAnsi="Times New Roman" w:cs="Times New Roman"/>
+          <w:sz w:val="24"/>
+        </w:rPr>
+        <w:t xml:space="preserve"> checkout master</w:t>
+      </w:r>
+    </w:p>
+    <w:p>
+      <w:pPr>
+        <w:rPr>
+          <w:rFonts w:ascii="Times New Roman" w:hAnsi="Times New Roman" w:cs="Times New Roman"/>
+          <w:sz w:val="24"/>
+        </w:rPr>
+      </w:pPr>
+      <w:proofErr w:type="gramStart"/>
+      <w:r>
+        <w:rPr>
+          <w:rFonts w:ascii="Times New Roman" w:hAnsi="Times New Roman" w:cs="Times New Roman"/>
+          <w:sz w:val="24"/>
+        </w:rPr>
+        <w:t>git</w:t>
+      </w:r>
+      <w:proofErr w:type="gramEnd"/>
+      <w:r>
+        <w:rPr>
+          <w:rFonts w:ascii="Times New Roman" w:hAnsi="Times New Roman" w:cs="Times New Roman"/>
+          <w:sz w:val="24"/>
+        </w:rPr>
+        <w:t xml:space="preserve"> branch - -merged</w:t>
+      </w:r>
+    </w:p>
+    <w:p>
+      <w:pPr>
+        <w:rPr>
+          <w:rFonts w:ascii="Times New Roman" w:hAnsi="Times New Roman" w:cs="Times New Roman"/>
+          <w:sz w:val="24"/>
+        </w:rPr>
+      </w:pPr>
+      <w:proofErr w:type="gramStart"/>
+      <w:r>
+        <w:rPr>
+          <w:rFonts w:ascii="Times New Roman" w:hAnsi="Times New Roman" w:cs="Times New Roman"/>
+          <w:sz w:val="24"/>
+        </w:rPr>
+        <w:t>git</w:t>
+      </w:r>
+      <w:proofErr w:type="gramEnd"/>
+      <w:r>
+        <w:rPr>
+          <w:rFonts w:ascii="Times New Roman" w:hAnsi="Times New Roman" w:cs="Times New Roman"/>
+          <w:sz w:val="24"/>
+        </w:rPr>
+        <w:t xml:space="preserve"> merge </w:t>
+      </w:r>
+      <w:proofErr w:type="spellStart"/>
+      <w:r>
+        <w:rPr>
+          <w:rFonts w:ascii="Times New Roman" w:hAnsi="Times New Roman" w:cs="Times New Roman"/>
+          <w:sz w:val="24"/>
+        </w:rPr>
+        <w:t>branch_name</w:t>
+      </w:r>
+      <w:proofErr w:type="spellEnd"/>
+    </w:p>
+    <w:p>
+      <w:pPr>
+        <w:rPr>
+          <w:rFonts w:ascii="Times New Roman" w:hAnsi="Times New Roman" w:cs="Times New Roman"/>
+          <w:sz w:val="24"/>
+        </w:rPr>
+      </w:pPr>
+      <w:proofErr w:type="gramStart"/>
+      <w:r>
+        <w:rPr>
+          <w:rFonts w:ascii="Times New Roman" w:hAnsi="Times New Roman" w:cs="Times New Roman"/>
+          <w:sz w:val="24"/>
+        </w:rPr>
+        <w:t>git</w:t>
+      </w:r>
+      <w:proofErr w:type="gramEnd"/>
+      <w:r>
+        <w:rPr>
+          <w:rFonts w:ascii="Times New Roman" w:hAnsi="Times New Roman" w:cs="Times New Roman"/>
+          <w:sz w:val="24"/>
+        </w:rPr>
+        <w:t xml:space="preserve"> push origin master</w:t>
       </w:r>
     </w:p>
     <w:p>
@@ -808,13 +1118,31 @@
           <w:sz w:val="24"/>
         </w:rPr>
       </w:pPr>
-      <w:r>
-        <w:rPr>
-          <w:rFonts w:ascii="Times New Roman" w:hAnsi="Times New Roman" w:cs="Times New Roman"/>
-          <w:sz w:val="24"/>
-        </w:rPr>
-        <w:t>git branch –d branch_name</w:t>
-      </w:r>
+      <w:proofErr w:type="gramStart"/>
+      <w:r>
+        <w:rPr>
+          <w:rFonts w:ascii="Times New Roman" w:hAnsi="Times New Roman" w:cs="Times New Roman"/>
+          <w:sz w:val="24"/>
+        </w:rPr>
+        <w:t>git</w:t>
+      </w:r>
+      <w:proofErr w:type="gramEnd"/>
+      <w:r>
+        <w:rPr>
+          <w:rFonts w:ascii="Times New Roman" w:hAnsi="Times New Roman" w:cs="Times New Roman"/>
+          <w:sz w:val="24"/>
+        </w:rPr>
+        <w:t xml:space="preserve"> branch –d </w:t>
+      </w:r>
+      <w:proofErr w:type="spellStart"/>
+      <w:r>
+        <w:rPr>
+          <w:rFonts w:ascii="Times New Roman" w:hAnsi="Times New Roman" w:cs="Times New Roman"/>
+          <w:sz w:val="24"/>
+        </w:rPr>
+        <w:t>branch_name</w:t>
+      </w:r>
+      <w:proofErr w:type="spellEnd"/>
     </w:p>
     <w:p>
       <w:pPr>
@@ -839,12 +1167,37 @@
           <w:sz w:val="24"/>
         </w:rPr>
       </w:pPr>
-      <w:r>
-        <w:rPr>
-          <w:rFonts w:ascii="Times New Roman" w:hAnsi="Times New Roman" w:cs="Times New Roman"/>
-          <w:sz w:val="24"/>
-        </w:rPr>
-        <w:t>git clone remote_githubURL&lt;workLocation&gt;</w:t>
+      <w:proofErr w:type="gramStart"/>
+      <w:r>
+        <w:rPr>
+          <w:rFonts w:ascii="Times New Roman" w:hAnsi="Times New Roman" w:cs="Times New Roman"/>
+          <w:sz w:val="24"/>
+        </w:rPr>
+        <w:t>git</w:t>
+      </w:r>
+      <w:proofErr w:type="gramEnd"/>
+      <w:r>
+        <w:rPr>
+          <w:rFonts w:ascii="Times New Roman" w:hAnsi="Times New Roman" w:cs="Times New Roman"/>
+          <w:sz w:val="24"/>
+        </w:rPr>
+        <w:t xml:space="preserve"> clone remote_githubURL&lt;</w:t>
+      </w:r>
+      <w:proofErr w:type="spellStart"/>
+      <w:r>
+        <w:rPr>
+          <w:rFonts w:ascii="Times New Roman" w:hAnsi="Times New Roman" w:cs="Times New Roman"/>
+          <w:sz w:val="24"/>
+        </w:rPr>
+        <w:t>workLocation</w:t>
+      </w:r>
+      <w:proofErr w:type="spellEnd"/>
+      <w:r>
+        <w:rPr>
+          <w:rFonts w:ascii="Times New Roman" w:hAnsi="Times New Roman" w:cs="Times New Roman"/>
+          <w:sz w:val="24"/>
+        </w:rPr>
+        <w:t>&gt;</w:t>
       </w:r>
     </w:p>
     <w:p>
@@ -900,14 +1253,62 @@
           <w:rFonts w:ascii="Times New Roman" w:hAnsi="Times New Roman" w:cs="Times New Roman"/>
           <w:sz w:val="24"/>
         </w:rPr>
-        <w:t>Git –am</w:t>
-      </w:r>
-      <w:r>
-        <w:rPr>
-          <w:rFonts w:ascii="Times New Roman" w:hAnsi="Times New Roman" w:cs="Times New Roman"/>
-          <w:sz w:val="24"/>
-        </w:rPr>
-        <w:t>mend  for editing the commit message</w:t>
+        <w:t>Git –</w:t>
+      </w:r>
+      <w:proofErr w:type="spellStart"/>
+      <w:proofErr w:type="gramStart"/>
+      <w:r>
+        <w:rPr>
+          <w:rFonts w:ascii="Times New Roman" w:hAnsi="Times New Roman" w:cs="Times New Roman"/>
+          <w:sz w:val="24"/>
+        </w:rPr>
+        <w:t>am</w:t>
+      </w:r>
+      <w:r>
+        <w:rPr>
+          <w:rFonts w:ascii="Times New Roman" w:hAnsi="Times New Roman" w:cs="Times New Roman"/>
+          <w:sz w:val="24"/>
+        </w:rPr>
+        <w:t>mend</w:t>
+      </w:r>
+      <w:proofErr w:type="spellEnd"/>
+      <w:r>
+        <w:rPr>
+          <w:rFonts w:ascii="Times New Roman" w:hAnsi="Times New Roman" w:cs="Times New Roman"/>
+          <w:sz w:val="24"/>
+        </w:rPr>
+        <w:t xml:space="preserve">  for</w:t>
+      </w:r>
+      <w:proofErr w:type="gramEnd"/>
+      <w:r>
+        <w:rPr>
+          <w:rFonts w:ascii="Times New Roman" w:hAnsi="Times New Roman" w:cs="Times New Roman"/>
+          <w:sz w:val="24"/>
+        </w:rPr>
+        <w:t xml:space="preserve"> editing the commit message</w:t>
+      </w:r>
+    </w:p>
+    <w:p>
+      <w:pPr>
+        <w:rPr>
+          <w:rFonts w:ascii="Times New Roman" w:hAnsi="Times New Roman" w:cs="Times New Roman"/>
+          <w:sz w:val="24"/>
+        </w:rPr>
+      </w:pPr>
+    </w:p>
+    <w:p>
+      <w:pPr>
+        <w:rPr>
+          <w:rFonts w:ascii="Times New Roman" w:hAnsi="Times New Roman" w:cs="Times New Roman"/>
+          <w:sz w:val="24"/>
+        </w:rPr>
+      </w:pPr>
+      <w:r>
+        <w:rPr>
+          <w:rFonts w:ascii="Times New Roman" w:hAnsi="Times New Roman" w:cs="Times New Roman"/>
+          <w:sz w:val="24"/>
+        </w:rPr>
+        <w:t>Line added by bhanu</w:t>
       </w:r>
     </w:p>
     <w:p>
@@ -1426,7 +1827,7 @@
   <a:extraClrSchemeLst/>
   <a:extLst>
     <a:ext uri="{05A4C25C-085E-4340-85A3-A5531E510DB2}">
-      <thm15:themeFamily xmlns:thm15="http://schemas.microsoft.com/office/thememl/2012/main" xmlns="" name="Office Theme" id="{62F939B6-93AF-4DB8-9C6B-D6C7DFDC589F}" vid="{4A3C46E8-61CC-4603-A589-7422A47A8E4A}"/>
+      <thm15:themeFamily xmlns="" xmlns:thm15="http://schemas.microsoft.com/office/thememl/2012/main" name="Office Theme" id="{62F939B6-93AF-4DB8-9C6B-D6C7DFDC589F}" vid="{4A3C46E8-61CC-4603-A589-7422A47A8E4A}"/>
     </a:ext>
   </a:extLst>
 </a:theme>

--- a/Git commands.docx
+++ b/Git commands.docx
@@ -1,6 +1,6 @@
 
 <file path=word/document.xml><?xml version="1.0" encoding="utf-8"?>
-<w:document xmlns:ve="http://schemas.openxmlformats.org/markup-compatibility/2006" xmlns:o="urn:schemas-microsoft-com:office:office" xmlns:r="http://schemas.openxmlformats.org/officeDocument/2006/relationships" xmlns:m="http://schemas.openxmlformats.org/officeDocument/2006/math" xmlns:v="urn:schemas-microsoft-com:vml" xmlns:wp="http://schemas.openxmlformats.org/drawingml/2006/wordprocessingDrawing" xmlns:w10="urn:schemas-microsoft-com:office:word" xmlns:w="http://schemas.openxmlformats.org/wordprocessingml/2006/main" xmlns:wne="http://schemas.microsoft.com/office/word/2006/wordml">
+<w:document xmlns:wpc="http://schemas.microsoft.com/office/word/2010/wordprocessingCanvas" xmlns:mc="http://schemas.openxmlformats.org/markup-compatibility/2006" xmlns:o="urn:schemas-microsoft-com:office:office" xmlns:r="http://schemas.openxmlformats.org/officeDocument/2006/relationships" xmlns:m="http://schemas.openxmlformats.org/officeDocument/2006/math" xmlns:v="urn:schemas-microsoft-com:vml" xmlns:wp14="http://schemas.microsoft.com/office/word/2010/wordprocessingDrawing" xmlns:wp="http://schemas.openxmlformats.org/drawingml/2006/wordprocessingDrawing" xmlns:w10="urn:schemas-microsoft-com:office:word" xmlns:w="http://schemas.openxmlformats.org/wordprocessingml/2006/main" xmlns:w14="http://schemas.microsoft.com/office/word/2010/wordml" xmlns:wpg="http://schemas.microsoft.com/office/word/2010/wordprocessingGroup" xmlns:wpi="http://schemas.microsoft.com/office/word/2010/wordprocessingInk" xmlns:wne="http://schemas.microsoft.com/office/word/2006/wordml" xmlns:wps="http://schemas.microsoft.com/office/word/2010/wordprocessingShape" mc:Ignorable="w14 wp14">
   <w:body>
     <w:p>
       <w:pPr>
@@ -156,7 +156,7 @@
         </w:rPr>
         <w:t xml:space="preserve"> </w:t>
       </w:r>
-      <w:hyperlink r:id="rId4" w:history="1">
+      <w:hyperlink r:id="rId5" w:history="1">
         <w:r>
           <w:rPr>
             <w:rStyle w:val="Hyperlink"/>
@@ -877,54 +877,61 @@
         </w:rPr>
         <w:t>Git pull origin master</w:t>
       </w:r>
+    </w:p>
+    <w:p>
+      <w:pPr>
+        <w:rPr>
+          <w:rFonts w:ascii="Times New Roman" w:hAnsi="Times New Roman" w:cs="Times New Roman"/>
+          <w:sz w:val="24"/>
+        </w:rPr>
+      </w:pPr>
+    </w:p>
+    <w:p>
+      <w:pPr>
+        <w:rPr>
+          <w:rFonts w:ascii="Times New Roman" w:hAnsi="Times New Roman" w:cs="Times New Roman"/>
+          <w:sz w:val="24"/>
+        </w:rPr>
+      </w:pPr>
+      <w:r>
+        <w:rPr>
+          <w:rFonts w:ascii="Times New Roman" w:hAnsi="Times New Roman" w:cs="Times New Roman"/>
+          <w:sz w:val="24"/>
+        </w:rPr>
+        <w:t>Git –am</w:t>
+      </w:r>
+      <w:r>
+        <w:rPr>
+          <w:rFonts w:ascii="Times New Roman" w:hAnsi="Times New Roman" w:cs="Times New Roman"/>
+          <w:sz w:val="24"/>
+        </w:rPr>
+        <w:t>mend  for editing the commit message</w:t>
+      </w:r>
+    </w:p>
+    <w:p>
+      <w:pPr>
+        <w:rPr>
+          <w:rFonts w:ascii="Times New Roman" w:hAnsi="Times New Roman" w:cs="Times New Roman"/>
+          <w:sz w:val="24"/>
+        </w:rPr>
+      </w:pPr>
+    </w:p>
+    <w:p>
+      <w:pPr>
+        <w:rPr>
+          <w:rFonts w:ascii="Times New Roman" w:hAnsi="Times New Roman" w:cs="Times New Roman"/>
+          <w:sz w:val="24"/>
+        </w:rPr>
+      </w:pPr>
+      <w:r>
+        <w:rPr>
+          <w:rFonts w:ascii="Times New Roman" w:hAnsi="Times New Roman" w:cs="Times New Roman"/>
+          <w:sz w:val="24"/>
+        </w:rPr>
+        <w:t>New line added by Rathish</w:t>
+      </w:r>
       <w:bookmarkStart w:id="0" w:name="_GoBack"/>
       <w:bookmarkEnd w:id="0"/>
-    </w:p>
-    <w:p>
-      <w:pPr>
-        <w:rPr>
-          <w:rFonts w:ascii="Times New Roman" w:hAnsi="Times New Roman" w:cs="Times New Roman"/>
-          <w:sz w:val="24"/>
-        </w:rPr>
-      </w:pPr>
-    </w:p>
-    <w:p>
-      <w:pPr>
-        <w:rPr>
-          <w:rFonts w:ascii="Times New Roman" w:hAnsi="Times New Roman" w:cs="Times New Roman"/>
-          <w:sz w:val="24"/>
-        </w:rPr>
-      </w:pPr>
-      <w:r>
-        <w:rPr>
-          <w:rFonts w:ascii="Times New Roman" w:hAnsi="Times New Roman" w:cs="Times New Roman"/>
-          <w:sz w:val="24"/>
-        </w:rPr>
-        <w:t>Git –am</w:t>
-      </w:r>
-      <w:r>
-        <w:rPr>
-          <w:rFonts w:ascii="Times New Roman" w:hAnsi="Times New Roman" w:cs="Times New Roman"/>
-          <w:sz w:val="24"/>
-        </w:rPr>
-        <w:t>mend  for editing the commit message</w:t>
-      </w:r>
-    </w:p>
-    <w:p>
-      <w:pPr>
-        <w:rPr>
-          <w:rFonts w:ascii="Times New Roman" w:hAnsi="Times New Roman" w:cs="Times New Roman"/>
-          <w:sz w:val="24"/>
-        </w:rPr>
-      </w:pPr>
-    </w:p>
-    <w:p>
-      <w:pPr>
-        <w:rPr>
-          <w:rFonts w:ascii="Times New Roman" w:hAnsi="Times New Roman" w:cs="Times New Roman"/>
-          <w:sz w:val="24"/>
-        </w:rPr>
-      </w:pPr>
     </w:p>
     <w:p>
       <w:pPr>
@@ -969,7 +976,7 @@
 </file>
 
 <file path=word/styles.xml><?xml version="1.0" encoding="utf-8"?>
-<w:styles xmlns:r="http://schemas.openxmlformats.org/officeDocument/2006/relationships" xmlns:w="http://schemas.openxmlformats.org/wordprocessingml/2006/main">
+<w:styles xmlns:mc="http://schemas.openxmlformats.org/markup-compatibility/2006" xmlns:r="http://schemas.openxmlformats.org/officeDocument/2006/relationships" xmlns:w="http://schemas.openxmlformats.org/wordprocessingml/2006/main" xmlns:w14="http://schemas.microsoft.com/office/word/2010/wordml" mc:Ignorable="w14">
   <w:docDefaults>
     <w:rPrDefault>
       <w:rPr>
@@ -1140,7 +1147,6 @@
     <w:uiPriority w:val="99"/>
     <w:semiHidden/>
     <w:unhideWhenUsed/>
-    <w:qFormat/>
     <w:tblPr>
       <w:tblInd w:w="0" w:type="dxa"/>
       <w:tblCellMar>
@@ -1167,6 +1173,196 @@
       <w:color w:val="0563C1" w:themeColor="hyperlink"/>
       <w:u w:val="single"/>
     </w:rPr>
+  </w:style>
+</w:styles>
+</file>
+
+<file path=word/stylesWithEffects.xml><?xml version="1.0" encoding="utf-8"?>
+<w:styles xmlns:wpc="http://schemas.microsoft.com/office/word/2010/wordprocessingCanvas" xmlns:mc="http://schemas.openxmlformats.org/markup-compatibility/2006" xmlns:o="urn:schemas-microsoft-com:office:office" xmlns:r="http://schemas.openxmlformats.org/officeDocument/2006/relationships" xmlns:m="http://schemas.openxmlformats.org/officeDocument/2006/math" xmlns:v="urn:schemas-microsoft-com:vml" xmlns:wp14="http://schemas.microsoft.com/office/word/2010/wordprocessingDrawing" xmlns:wp="http://schemas.openxmlformats.org/drawingml/2006/wordprocessingDrawing" xmlns:w10="urn:schemas-microsoft-com:office:word" xmlns:w="http://schemas.openxmlformats.org/wordprocessingml/2006/main" xmlns:w14="http://schemas.microsoft.com/office/word/2010/wordml" xmlns:wpg="http://schemas.microsoft.com/office/word/2010/wordprocessingGroup" xmlns:wpi="http://schemas.microsoft.com/office/word/2010/wordprocessingInk" xmlns:wne="http://schemas.microsoft.com/office/word/2006/wordml" xmlns:wps="http://schemas.microsoft.com/office/word/2010/wordprocessingShape" mc:Ignorable="w14 wp14">
+  <w:docDefaults>
+    <w:rPrDefault>
+      <w:rPr>
+        <w:rFonts w:asciiTheme="minorHAnsi" w:eastAsiaTheme="minorEastAsia" w:hAnsiTheme="minorHAnsi" w:cstheme="minorBidi"/>
+        <w:sz w:val="22"/>
+        <w:szCs w:val="22"/>
+        <w:lang w:val="en-IN" w:eastAsia="en-IN" w:bidi="ar-SA"/>
+      </w:rPr>
+    </w:rPrDefault>
+    <w:pPrDefault>
+      <w:pPr>
+        <w:spacing w:after="200" w:line="276" w:lineRule="auto"/>
+      </w:pPr>
+    </w:pPrDefault>
+  </w:docDefaults>
+  <w:latentStyles w:defLockedState="0" w:defUIPriority="99" w:defSemiHidden="1" w:defUnhideWhenUsed="1" w:defQFormat="0" w:count="267">
+    <w:lsdException w:name="Normal" w:semiHidden="0" w:uiPriority="0" w:unhideWhenUsed="0" w:qFormat="1"/>
+    <w:lsdException w:name="heading 1" w:semiHidden="0" w:uiPriority="9" w:unhideWhenUsed="0" w:qFormat="1"/>
+    <w:lsdException w:name="heading 2" w:uiPriority="9" w:qFormat="1"/>
+    <w:lsdException w:name="heading 3" w:uiPriority="9" w:qFormat="1"/>
+    <w:lsdException w:name="heading 4" w:uiPriority="9" w:qFormat="1"/>
+    <w:lsdException w:name="heading 5" w:uiPriority="9" w:qFormat="1"/>
+    <w:lsdException w:name="heading 6" w:uiPriority="9" w:qFormat="1"/>
+    <w:lsdException w:name="heading 7" w:uiPriority="9" w:qFormat="1"/>
+    <w:lsdException w:name="heading 8" w:uiPriority="9" w:qFormat="1"/>
+    <w:lsdException w:name="heading 9" w:uiPriority="9" w:qFormat="1"/>
+    <w:lsdException w:name="toc 1" w:uiPriority="39"/>
+    <w:lsdException w:name="toc 2" w:uiPriority="39"/>
+    <w:lsdException w:name="toc 3" w:uiPriority="39"/>
+    <w:lsdException w:name="toc 4" w:uiPriority="39"/>
+    <w:lsdException w:name="toc 5" w:uiPriority="39"/>
+    <w:lsdException w:name="toc 6" w:uiPriority="39"/>
+    <w:lsdException w:name="toc 7" w:uiPriority="39"/>
+    <w:lsdException w:name="toc 8" w:uiPriority="39"/>
+    <w:lsdException w:name="toc 9" w:uiPriority="39"/>
+    <w:lsdException w:name="caption" w:uiPriority="35" w:qFormat="1"/>
+    <w:lsdException w:name="Title" w:semiHidden="0" w:uiPriority="10" w:unhideWhenUsed="0" w:qFormat="1"/>
+    <w:lsdException w:name="Default Paragraph Font" w:uiPriority="1"/>
+    <w:lsdException w:name="Subtitle" w:semiHidden="0" w:uiPriority="11" w:unhideWhenUsed="0" w:qFormat="1"/>
+    <w:lsdException w:name="Strong" w:semiHidden="0" w:uiPriority="22" w:unhideWhenUsed="0" w:qFormat="1"/>
+    <w:lsdException w:name="Emphasis" w:semiHidden="0" w:uiPriority="20" w:unhideWhenUsed="0" w:qFormat="1"/>
+    <w:lsdException w:name="Table Grid" w:semiHidden="0" w:uiPriority="59" w:unhideWhenUsed="0"/>
+    <w:lsdException w:name="Placeholder Text" w:unhideWhenUsed="0"/>
+    <w:lsdException w:name="No Spacing" w:semiHidden="0" w:uiPriority="1" w:unhideWhenUsed="0" w:qFormat="1"/>
+    <w:lsdException w:name="Light Shading" w:semiHidden="0" w:uiPriority="60" w:unhideWhenUsed="0"/>
+    <w:lsdException w:name="Light List" w:semiHidden="0" w:uiPriority="61" w:unhideWhenUsed="0"/>
+    <w:lsdException w:name="Light Grid" w:semiHidden="0" w:uiPriority="62" w:unhideWhenUsed="0"/>
+    <w:lsdException w:name="Medium Shading 1" w:semiHidden="0" w:uiPriority="63" w:unhideWhenUsed="0"/>
+    <w:lsdException w:name="Medium Shading 2" w:semiHidden="0" w:uiPriority="64" w:unhideWhenUsed="0"/>
+    <w:lsdException w:name="Medium List 1" w:semiHidden="0" w:uiPriority="65" w:unhideWhenUsed="0"/>
+    <w:lsdException w:name="Medium List 2" w:semiHidden="0" w:uiPriority="66" w:unhideWhenUsed="0"/>
+    <w:lsdException w:name="Medium Grid 1" w:semiHidden="0" w:uiPriority="67" w:unhideWhenUsed="0"/>
+    <w:lsdException w:name="Medium Grid 2" w:semiHidden="0" w:uiPriority="68" w:unhideWhenUsed="0"/>
+    <w:lsdException w:name="Medium Grid 3" w:semiHidden="0" w:uiPriority="69" w:unhideWhenUsed="0"/>
+    <w:lsdException w:name="Dark List" w:semiHidden="0" w:uiPriority="70" w:unhideWhenUsed="0"/>
+    <w:lsdException w:name="Colorful Shading" w:semiHidden="0" w:uiPriority="71" w:unhideWhenUsed="0"/>
+    <w:lsdException w:name="Colorful List" w:semiHidden="0" w:uiPriority="72" w:unhideWhenUsed="0"/>
+    <w:lsdException w:name="Colorful Grid" w:semiHidden="0" w:uiPriority="73" w:unhideWhenUsed="0"/>
+    <w:lsdException w:name="Light Shading Accent 1" w:semiHidden="0" w:uiPriority="60" w:unhideWhenUsed="0"/>
+    <w:lsdException w:name="Light List Accent 1" w:semiHidden="0" w:uiPriority="61" w:unhideWhenUsed="0"/>
+    <w:lsdException w:name="Light Grid Accent 1" w:semiHidden="0" w:uiPriority="62" w:unhideWhenUsed="0"/>
+    <w:lsdException w:name="Medium Shading 1 Accent 1" w:semiHidden="0" w:uiPriority="63" w:unhideWhenUsed="0"/>
+    <w:lsdException w:name="Medium Shading 2 Accent 1" w:semiHidden="0" w:uiPriority="64" w:unhideWhenUsed="0"/>
+    <w:lsdException w:name="Medium List 1 Accent 1" w:semiHidden="0" w:uiPriority="65" w:unhideWhenUsed="0"/>
+    <w:lsdException w:name="Revision" w:unhideWhenUsed="0"/>
+    <w:lsdException w:name="List Paragraph" w:semiHidden="0" w:uiPriority="34" w:unhideWhenUsed="0" w:qFormat="1"/>
+    <w:lsdException w:name="Quote" w:semiHidden="0" w:uiPriority="29" w:unhideWhenUsed="0" w:qFormat="1"/>
+    <w:lsdException w:name="Intense Quote" w:semiHidden="0" w:uiPriority="30" w:unhideWhenUsed="0" w:qFormat="1"/>
+    <w:lsdException w:name="Medium List 2 Accent 1" w:semiHidden="0" w:uiPriority="66" w:unhideWhenUsed="0"/>
+    <w:lsdException w:name="Medium Grid 1 Accent 1" w:semiHidden="0" w:uiPriority="67" w:unhideWhenUsed="0"/>
+    <w:lsdException w:name="Medium Grid 2 Accent 1" w:semiHidden="0" w:uiPriority="68" w:unhideWhenUsed="0"/>
+    <w:lsdException w:name="Medium Grid 3 Accent 1" w:semiHidden="0" w:uiPriority="69" w:unhideWhenUsed="0"/>
+    <w:lsdException w:name="Dark List Accent 1" w:semiHidden="0" w:uiPriority="70" w:unhideWhenUsed="0"/>
+    <w:lsdException w:name="Colorful Shading Accent 1" w:semiHidden="0" w:uiPriority="71" w:unhideWhenUsed="0"/>
+    <w:lsdException w:name="Colorful List Accent 1" w:semiHidden="0" w:uiPriority="72" w:unhideWhenUsed="0"/>
+    <w:lsdException w:name="Colorful Grid Accent 1" w:semiHidden="0" w:uiPriority="73" w:unhideWhenUsed="0"/>
+    <w:lsdException w:name="Light Shading Accent 2" w:semiHidden="0" w:uiPriority="60" w:unhideWhenUsed="0"/>
+    <w:lsdException w:name="Light List Accent 2" w:semiHidden="0" w:uiPriority="61" w:unhideWhenUsed="0"/>
+    <w:lsdException w:name="Light Grid Accent 2" w:semiHidden="0" w:uiPriority="62" w:unhideWhenUsed="0"/>
+    <w:lsdException w:name="Medium Shading 1 Accent 2" w:semiHidden="0" w:uiPriority="63" w:unhideWhenUsed="0"/>
+    <w:lsdException w:name="Medium Shading 2 Accent 2" w:semiHidden="0" w:uiPriority="64" w:unhideWhenUsed="0"/>
+    <w:lsdException w:name="Medium List 1 Accent 2" w:semiHidden="0" w:uiPriority="65" w:unhideWhenUsed="0"/>
+    <w:lsdException w:name="Medium List 2 Accent 2" w:semiHidden="0" w:uiPriority="66" w:unhideWhenUsed="0"/>
+    <w:lsdException w:name="Medium Grid 1 Accent 2" w:semiHidden="0" w:uiPriority="67" w:unhideWhenUsed="0"/>
+    <w:lsdException w:name="Medium Grid 2 Accent 2" w:semiHidden="0" w:uiPriority="68" w:unhideWhenUsed="0"/>
+    <w:lsdException w:name="Medium Grid 3 Accent 2" w:semiHidden="0" w:uiPriority="69" w:unhideWhenUsed="0"/>
+    <w:lsdException w:name="Dark List Accent 2" w:semiHidden="0" w:uiPriority="70" w:unhideWhenUsed="0"/>
+    <w:lsdException w:name="Colorful Shading Accent 2" w:semiHidden="0" w:uiPriority="71" w:unhideWhenUsed="0"/>
+    <w:lsdException w:name="Colorful List Accent 2" w:semiHidden="0" w:uiPriority="72" w:unhideWhenUsed="0"/>
+    <w:lsdException w:name="Colorful Grid Accent 2" w:semiHidden="0" w:uiPriority="73" w:unhideWhenUsed="0"/>
+    <w:lsdException w:name="Light Shading Accent 3" w:semiHidden="0" w:uiPriority="60" w:unhideWhenUsed="0"/>
+    <w:lsdException w:name="Light List Accent 3" w:semiHidden="0" w:uiPriority="61" w:unhideWhenUsed="0"/>
+    <w:lsdException w:name="Light Grid Accent 3" w:semiHidden="0" w:uiPriority="62" w:unhideWhenUsed="0"/>
+    <w:lsdException w:name="Medium Shading 1 Accent 3" w:semiHidden="0" w:uiPriority="63" w:unhideWhenUsed="0"/>
+    <w:lsdException w:name="Medium Shading 2 Accent 3" w:semiHidden="0" w:uiPriority="64" w:unhideWhenUsed="0"/>
+    <w:lsdException w:name="Medium List 1 Accent 3" w:semiHidden="0" w:uiPriority="65" w:unhideWhenUsed="0"/>
+    <w:lsdException w:name="Medium List 2 Accent 3" w:semiHidden="0" w:uiPriority="66" w:unhideWhenUsed="0"/>
+    <w:lsdException w:name="Medium Grid 1 Accent 3" w:semiHidden="0" w:uiPriority="67" w:unhideWhenUsed="0"/>
+    <w:lsdException w:name="Medium Grid 2 Accent 3" w:semiHidden="0" w:uiPriority="68" w:unhideWhenUsed="0"/>
+    <w:lsdException w:name="Medium Grid 3 Accent 3" w:semiHidden="0" w:uiPriority="69" w:unhideWhenUsed="0"/>
+    <w:lsdException w:name="Dark List Accent 3" w:semiHidden="0" w:uiPriority="70" w:unhideWhenUsed="0"/>
+    <w:lsdException w:name="Colorful Shading Accent 3" w:semiHidden="0" w:uiPriority="71" w:unhideWhenUsed="0"/>
+    <w:lsdException w:name="Colorful List Accent 3" w:semiHidden="0" w:uiPriority="72" w:unhideWhenUsed="0"/>
+    <w:lsdException w:name="Colorful Grid Accent 3" w:semiHidden="0" w:uiPriority="73" w:unhideWhenUsed="0"/>
+    <w:lsdException w:name="Light Shading Accent 4" w:semiHidden="0" w:uiPriority="60" w:unhideWhenUsed="0"/>
+    <w:lsdException w:name="Light List Accent 4" w:semiHidden="0" w:uiPriority="61" w:unhideWhenUsed="0"/>
+    <w:lsdException w:name="Light Grid Accent 4" w:semiHidden="0" w:uiPriority="62" w:unhideWhenUsed="0"/>
+    <w:lsdException w:name="Medium Shading 1 Accent 4" w:semiHidden="0" w:uiPriority="63" w:unhideWhenUsed="0"/>
+    <w:lsdException w:name="Medium Shading 2 Accent 4" w:semiHidden="0" w:uiPriority="64" w:unhideWhenUsed="0"/>
+    <w:lsdException w:name="Medium List 1 Accent 4" w:semiHidden="0" w:uiPriority="65" w:unhideWhenUsed="0"/>
+    <w:lsdException w:name="Medium List 2 Accent 4" w:semiHidden="0" w:uiPriority="66" w:unhideWhenUsed="0"/>
+    <w:lsdException w:name="Medium Grid 1 Accent 4" w:semiHidden="0" w:uiPriority="67" w:unhideWhenUsed="0"/>
+    <w:lsdException w:name="Medium Grid 2 Accent 4" w:semiHidden="0" w:uiPriority="68" w:unhideWhenUsed="0"/>
+    <w:lsdException w:name="Medium Grid 3 Accent 4" w:semiHidden="0" w:uiPriority="69" w:unhideWhenUsed="0"/>
+    <w:lsdException w:name="Dark List Accent 4" w:semiHidden="0" w:uiPriority="70" w:unhideWhenUsed="0"/>
+    <w:lsdException w:name="Colorful Shading Accent 4" w:semiHidden="0" w:uiPriority="71" w:unhideWhenUsed="0"/>
+    <w:lsdException w:name="Colorful List Accent 4" w:semiHidden="0" w:uiPriority="72" w:unhideWhenUsed="0"/>
+    <w:lsdException w:name="Colorful Grid Accent 4" w:semiHidden="0" w:uiPriority="73" w:unhideWhenUsed="0"/>
+    <w:lsdException w:name="Light Shading Accent 5" w:semiHidden="0" w:uiPriority="60" w:unhideWhenUsed="0"/>
+    <w:lsdException w:name="Light List Accent 5" w:semiHidden="0" w:uiPriority="61" w:unhideWhenUsed="0"/>
+    <w:lsdException w:name="Light Grid Accent 5" w:semiHidden="0" w:uiPriority="62" w:unhideWhenUsed="0"/>
+    <w:lsdException w:name="Medium Shading 1 Accent 5" w:semiHidden="0" w:uiPriority="63" w:unhideWhenUsed="0"/>
+    <w:lsdException w:name="Medium Shading 2 Accent 5" w:semiHidden="0" w:uiPriority="64" w:unhideWhenUsed="0"/>
+    <w:lsdException w:name="Medium List 1 Accent 5" w:semiHidden="0" w:uiPriority="65" w:unhideWhenUsed="0"/>
+    <w:lsdException w:name="Medium List 2 Accent 5" w:semiHidden="0" w:uiPriority="66" w:unhideWhenUsed="0"/>
+    <w:lsdException w:name="Medium Grid 1 Accent 5" w:semiHidden="0" w:uiPriority="67" w:unhideWhenUsed="0"/>
+    <w:lsdException w:name="Medium Grid 2 Accent 5" w:semiHidden="0" w:uiPriority="68" w:unhideWhenUsed="0"/>
+    <w:lsdException w:name="Medium Grid 3 Accent 5" w:semiHidden="0" w:uiPriority="69" w:unhideWhenUsed="0"/>
+    <w:lsdException w:name="Dark List Accent 5" w:semiHidden="0" w:uiPriority="70" w:unhideWhenUsed="0"/>
+    <w:lsdException w:name="Colorful Shading Accent 5" w:semiHidden="0" w:uiPriority="71" w:unhideWhenUsed="0"/>
+    <w:lsdException w:name="Colorful List Accent 5" w:semiHidden="0" w:uiPriority="72" w:unhideWhenUsed="0"/>
+    <w:lsdException w:name="Colorful Grid Accent 5" w:semiHidden="0" w:uiPriority="73" w:unhideWhenUsed="0"/>
+    <w:lsdException w:name="Light Shading Accent 6" w:semiHidden="0" w:uiPriority="60" w:unhideWhenUsed="0"/>
+    <w:lsdException w:name="Light List Accent 6" w:semiHidden="0" w:uiPriority="61" w:unhideWhenUsed="0"/>
+    <w:lsdException w:name="Light Grid Accent 6" w:semiHidden="0" w:uiPriority="62" w:unhideWhenUsed="0"/>
+    <w:lsdException w:name="Medium Shading 1 Accent 6" w:semiHidden="0" w:uiPriority="63" w:unhideWhenUsed="0"/>
+    <w:lsdException w:name="Medium Shading 2 Accent 6" w:semiHidden="0" w:uiPriority="64" w:unhideWhenUsed="0"/>
+    <w:lsdException w:name="Medium List 1 Accent 6" w:semiHidden="0" w:uiPriority="65" w:unhideWhenUsed="0"/>
+    <w:lsdException w:name="Medium List 2 Accent 6" w:semiHidden="0" w:uiPriority="66" w:unhideWhenUsed="0"/>
+    <w:lsdException w:name="Medium Grid 1 Accent 6" w:semiHidden="0" w:uiPriority="67" w:unhideWhenUsed="0"/>
+    <w:lsdException w:name="Medium Grid 2 Accent 6" w:semiHidden="0" w:uiPriority="68" w:unhideWhenUsed="0"/>
+    <w:lsdException w:name="Medium Grid 3 Accent 6" w:semiHidden="0" w:uiPriority="69" w:unhideWhenUsed="0"/>
+    <w:lsdException w:name="Dark List Accent 6" w:semiHidden="0" w:uiPriority="70" w:unhideWhenUsed="0"/>
+    <w:lsdException w:name="Colorful Shading Accent 6" w:semiHidden="0" w:uiPriority="71" w:unhideWhenUsed="0"/>
+    <w:lsdException w:name="Colorful List Accent 6" w:semiHidden="0" w:uiPriority="72" w:unhideWhenUsed="0"/>
+    <w:lsdException w:name="Colorful Grid Accent 6" w:semiHidden="0" w:uiPriority="73" w:unhideWhenUsed="0"/>
+    <w:lsdException w:name="Subtle Emphasis" w:semiHidden="0" w:uiPriority="19" w:unhideWhenUsed="0" w:qFormat="1"/>
+    <w:lsdException w:name="Intense Emphasis" w:semiHidden="0" w:uiPriority="21" w:unhideWhenUsed="0" w:qFormat="1"/>
+    <w:lsdException w:name="Subtle Reference" w:semiHidden="0" w:uiPriority="31" w:unhideWhenUsed="0" w:qFormat="1"/>
+    <w:lsdException w:name="Intense Reference" w:semiHidden="0" w:uiPriority="32" w:unhideWhenUsed="0" w:qFormat="1"/>
+    <w:lsdException w:name="Book Title" w:semiHidden="0" w:uiPriority="33" w:unhideWhenUsed="0" w:qFormat="1"/>
+    <w:lsdException w:name="Bibliography" w:uiPriority="37"/>
+    <w:lsdException w:name="TOC Heading" w:uiPriority="39" w:qFormat="1"/>
+  </w:latentStyles>
+  <w:style w:type="paragraph" w:default="1" w:styleId="Normal">
+    <w:name w:val="Normal"/>
+    <w:qFormat/>
+  </w:style>
+  <w:style w:type="character" w:default="1" w:styleId="DefaultParagraphFont">
+    <w:name w:val="Default Paragraph Font"/>
+    <w:uiPriority w:val="1"/>
+    <w:semiHidden/>
+    <w:unhideWhenUsed/>
+  </w:style>
+  <w:style w:type="table" w:default="1" w:styleId="TableNormal">
+    <w:name w:val="Normal Table"/>
+    <w:uiPriority w:val="99"/>
+    <w:semiHidden/>
+    <w:unhideWhenUsed/>
+    <w:tblPr>
+      <w:tblInd w:w="0" w:type="dxa"/>
+      <w:tblCellMar>
+        <w:top w:w="0" w:type="dxa"/>
+        <w:left w:w="108" w:type="dxa"/>
+        <w:bottom w:w="0" w:type="dxa"/>
+        <w:right w:w="108" w:type="dxa"/>
+      </w:tblCellMar>
+    </w:tblPr>
+  </w:style>
+  <w:style w:type="numbering" w:default="1" w:styleId="NoList">
+    <w:name w:val="No List"/>
+    <w:uiPriority w:val="99"/>
+    <w:semiHidden/>
+    <w:unhideWhenUsed/>
   </w:style>
 </w:styles>
 </file>
@@ -1426,7 +1622,7 @@
   <a:extraClrSchemeLst/>
   <a:extLst>
     <a:ext uri="{05A4C25C-085E-4340-85A3-A5531E510DB2}">
-      <thm15:themeFamily xmlns:thm15="http://schemas.microsoft.com/office/thememl/2012/main" xmlns="" name="Office Theme" id="{62F939B6-93AF-4DB8-9C6B-D6C7DFDC589F}" vid="{4A3C46E8-61CC-4603-A589-7422A47A8E4A}"/>
+      <thm15:themeFamily xmlns="" xmlns:thm15="http://schemas.microsoft.com/office/thememl/2012/main" name="Office Theme" id="{62F939B6-93AF-4DB8-9C6B-D6C7DFDC589F}" vid="{4A3C46E8-61CC-4603-A589-7422A47A8E4A}"/>
     </a:ext>
   </a:extLst>
 </a:theme>

--- a/Git commands.docx
+++ b/Git commands.docx
@@ -908,6 +908,29 @@
           <w:sz w:val="24"/>
         </w:rPr>
         <w:t>mend  for editing the commit message</w:t>
+      </w:r>
+    </w:p>
+    <w:p>
+      <w:pPr>
+        <w:rPr>
+          <w:rFonts w:ascii="Times New Roman" w:hAnsi="Times New Roman" w:cs="Times New Roman"/>
+          <w:sz w:val="24"/>
+        </w:rPr>
+      </w:pPr>
+    </w:p>
+    <w:p>
+      <w:pPr>
+        <w:rPr>
+          <w:rFonts w:ascii="Times New Roman" w:hAnsi="Times New Roman" w:cs="Times New Roman"/>
+          <w:sz w:val="24"/>
+        </w:rPr>
+      </w:pPr>
+      <w:r>
+        <w:rPr>
+          <w:rFonts w:ascii="Times New Roman" w:hAnsi="Times New Roman" w:cs="Times New Roman"/>
+          <w:sz w:val="24"/>
+        </w:rPr>
+        <w:t>New line adeded by Ismail</w:t>
       </w:r>
     </w:p>
     <w:p>
@@ -1426,7 +1449,7 @@
   <a:extraClrSchemeLst/>
   <a:extLst>
     <a:ext uri="{05A4C25C-085E-4340-85A3-A5531E510DB2}">
-      <thm15:themeFamily xmlns:thm15="http://schemas.microsoft.com/office/thememl/2012/main" xmlns="" name="Office Theme" id="{62F939B6-93AF-4DB8-9C6B-D6C7DFDC589F}" vid="{4A3C46E8-61CC-4603-A589-7422A47A8E4A}"/>
+      <thm15:themeFamily xmlns="" xmlns:thm15="http://schemas.microsoft.com/office/thememl/2012/main" name="Office Theme" id="{62F939B6-93AF-4DB8-9C6B-D6C7DFDC589F}" vid="{4A3C46E8-61CC-4603-A589-7422A47A8E4A}"/>
     </a:ext>
   </a:extLst>
 </a:theme>
